--- a/Cover_Letters/Shinoy_ASN_Bank_Functional_Datawarehouse_Tester_Cover_Letter.docx
+++ b/Cover_Letters/Shinoy_ASN_Bank_Functional_Datawarehouse_Tester_Cover_Letter.docx
@@ -14,7 +14,7 @@
     </w:p>
     <w:p>
       <w:r>
-        <w:t>September 29, 2026</w:t>
+        <w:t>October 21, 2026</w:t>
       </w:r>
     </w:p>
     <w:p>
@@ -35,12 +35,12 @@
     </w:p>
     <w:p>
       <w:r>
-        <w:t>Your opening at ASN Bank caught my attention because it focuses heavily on data integrity within the CFO domain. In my recent work with global financial institutions, I frequently wrote complex SQL queries to validate large volumes of data and trace information from source systems to reports. I also built automated test frameworks and used AI tools like Gemini Code Assist to speed up test script generation.</w:t>
+        <w:t>I read about the Functional Datawarehouse Tester role at ASN Bank and felt my background in testing financial data workflows matched well with what you need. In my recent work within banking environments, I have spent a lot of time writing complex SQL queries to validate data integrity across backend pipelines and source-to-target mappings. I also have practical experience building test automation frameworks in Java and Playwright, and I use tools like Gemini Code Assist to streamline test script generation.</w:t>
       </w:r>
     </w:p>
     <w:p>
       <w:r>
-        <w:t>I am comfortable working in Agile teams and would enjoy partnering with your data engineers and business analysts to make sure your datamarts and ETL processes remain reliable.</w:t>
+        <w:t>I am comfortable working in Agile teams alongside data engineers and business analysts to catch discrepancies early and ensure reliable reporting. The chance to contribute to ASN Bank's data quality and financial systems feels like a solid fit for my skills.</w:t>
       </w:r>
     </w:p>
     <w:p>
